--- a/MUNKANAPLÓ.docx
+++ b/MUNKANAPLÓ.docx
@@ -30,13 +30,7 @@
     </w:p>
     <w:p>
       <w:r>
-        <w:t>Bevezetőoldal,</w:t>
-      </w:r>
-      <w:r>
-        <w:t xml:space="preserve"> </w:t>
-      </w:r>
-      <w:r>
-        <w:t xml:space="preserve">Rólunk, hirdetések egyesével (10db kb.) </w:t>
+        <w:t xml:space="preserve">Bevezetőoldal, Rólunk, hirdetések egyesével (10db kb.) </w:t>
       </w:r>
     </w:p>
     <w:p>
@@ -46,10 +40,7 @@
     </w:p>
     <w:p>
       <w:r>
-        <w:t>dokumentálás</w:t>
-      </w:r>
-      <w:r>
-        <w:t xml:space="preserve"> </w:t>
+        <w:t xml:space="preserve">dokumentálás </w:t>
       </w:r>
     </w:p>
     <w:p>
@@ -60,68 +51,25 @@
     <w:p/>
     <w:p>
       <w:r>
-        <w:t xml:space="preserve">09.10: Nagy-Tóth Richárd nekiállt a HTML Főoldalnak és a </w:t>
-      </w:r>
-      <w:proofErr w:type="spellStart"/>
-      <w:r>
-        <w:t>Bootstrap</w:t>
-      </w:r>
-      <w:proofErr w:type="spellEnd"/>
-      <w:r>
-        <w:t xml:space="preserve"> biztosításáról gondoskodott, Kolimár Kristóf nekiállt az űrlap megvalósítására, HTML nagy része megvan, </w:t>
-      </w:r>
-      <w:proofErr w:type="spellStart"/>
-      <w:r>
-        <w:t>Javascrpitnek</w:t>
-      </w:r>
-      <w:proofErr w:type="spellEnd"/>
-      <w:r>
-        <w:t xml:space="preserve"> nekiállt. </w:t>
-      </w:r>
-    </w:p>
-    <w:p>
-      <w:r>
-        <w:t xml:space="preserve">következő lépés: </w:t>
-      </w:r>
-      <w:proofErr w:type="spellStart"/>
-      <w:r>
-        <w:t>Css</w:t>
-      </w:r>
-      <w:proofErr w:type="spellEnd"/>
-      <w:r>
-        <w:t xml:space="preserve">  elkezdése és  a HTML </w:t>
-      </w:r>
-      <w:proofErr w:type="spellStart"/>
-      <w:r>
-        <w:t>főlap</w:t>
-      </w:r>
-      <w:proofErr w:type="spellEnd"/>
-      <w:r>
-        <w:t xml:space="preserve"> befejezés NTR-</w:t>
-      </w:r>
-      <w:proofErr w:type="spellStart"/>
-      <w:r>
-        <w:t>nek</w:t>
-      </w:r>
-      <w:proofErr w:type="spellEnd"/>
-      <w:r>
-        <w:t>, KK-</w:t>
-      </w:r>
-      <w:proofErr w:type="spellStart"/>
-      <w:r>
-        <w:t>nak</w:t>
-      </w:r>
-      <w:proofErr w:type="spellEnd"/>
-      <w:r>
-        <w:t xml:space="preserve"> a </w:t>
-      </w:r>
-      <w:proofErr w:type="spellStart"/>
-      <w:r>
-        <w:t>Javascerpit</w:t>
-      </w:r>
-      <w:proofErr w:type="spellEnd"/>
-      <w:r>
-        <w:t xml:space="preserve"> űrlap részének megcsinálása</w:t>
+        <w:t xml:space="preserve">09.10: Nagy-Tóth Richárd nekiállt a HTML Főoldalnak és a Bootstrap biztosításáról gondoskodott, Kolimár Kristóf nekiállt az űrlap megvalósítására, HTML nagy része megvan, Javascrpitnek nekiállt. </w:t>
+      </w:r>
+    </w:p>
+    <w:p>
+      <w:r>
+        <w:t>következő lépés: Css  elkezdése és  a HTML főlap befejezés NTR-nek, KK-nak a Javascrpit űrlap részének megcsinálása</w:t>
+      </w:r>
+    </w:p>
+    <w:p>
+      <w:r>
+        <w:t>09.15: Lett egy új csapattársunk, Tavaszi Liliána, ő nekiállt a css megvalósítására. A</w:t>
+      </w:r>
+      <w:r>
+        <w:t xml:space="preserve">z űrlap css-e kész van nagyrészt, az eredmények css-e 80%-os, a főoldalon kell még dolgozunk. KK megcsinálta az űrlap Javascript-ét, a az űrlap html div-jét elrendezte. NTR a főoldal html nagy részét megcsinálta, a boostrap részével még foglalkoznunk kell. </w:t>
+      </w:r>
+    </w:p>
+    <w:p>
+      <w:r>
+        <w:t xml:space="preserve">következő: boostrap+ css főoldal megoldása </w:t>
       </w:r>
     </w:p>
     <w:sectPr>

--- a/MUNKANAPLÓ.docx
+++ b/MUNKANAPLÓ.docx
@@ -48,7 +48,6 @@
         <w:t>PPT végén</w:t>
       </w:r>
     </w:p>
-    <w:p/>
     <w:p>
       <w:r>
         <w:t xml:space="preserve">09.10: Nagy-Tóth Richárd nekiállt a HTML Főoldalnak és a Bootstrap biztosításáról gondoskodott, Kolimár Kristóf nekiállt az űrlap megvalósítására, HTML nagy része megvan, Javascrpitnek nekiállt. </w:t>
@@ -61,7 +60,16 @@
     </w:p>
     <w:p>
       <w:r>
-        <w:t>09.15: Lett egy új csapattársunk, Tavaszi Liliána, ő nekiállt a css megvalósítására. A</w:t>
+        <w:t>09.11-</w:t>
+      </w:r>
+      <w:r>
+        <w:t>09.1</w:t>
+      </w:r>
+      <w:r>
+        <w:t>8</w:t>
+      </w:r>
+      <w:r>
+        <w:t>: Lett egy új csapattársunk, Tavaszi Liliána, ő nekiállt a css megvalósítására. A</w:t>
       </w:r>
       <w:r>
         <w:t xml:space="preserve">z űrlap css-e kész van nagyrészt, az eredmények css-e 80%-os, a főoldalon kell még dolgozunk. KK megcsinálta az űrlap Javascript-ét, a az űrlap html div-jét elrendezte. NTR a főoldal html nagy részét megcsinálta, a boostrap részével még foglalkoznunk kell. </w:t>
@@ -70,6 +78,19 @@
     <w:p>
       <w:r>
         <w:t xml:space="preserve">következő: boostrap+ css főoldal megoldása </w:t>
+      </w:r>
+    </w:p>
+    <w:p>
+      <w:r>
+        <w:t>09.19-09.22: az ere</w:t>
+      </w:r>
+      <w:r>
+        <w:t>dmenyek html és javascript kész, a carousel működik, a ccs a főoldalon kívül működik,  a css-ben javítottunk sokat</w:t>
+      </w:r>
+    </w:p>
+    <w:p>
+      <w:r>
+        <w:t>következő: főoldal css megjavítása</w:t>
       </w:r>
     </w:p>
     <w:sectPr>
